--- a/Sınıf içi Etkinlik Ödevi.docx
+++ b/Sınıf içi Etkinlik Ödevi.docx
@@ -103,7 +103,6 @@
     <w:p>
       <w:pPr>
         <w:pStyle w:val="ListeParagraf"/>
-        <w:jc w:val="both"/>
       </w:pPr>
     </w:p>
     <w:p>
@@ -233,17 +232,15 @@
         <w:t>20 Nisan 2026 – 23:59’dur</w:t>
       </w:r>
     </w:p>
-    <w:p/>
     <w:p>
       <w:r>
         <w:rPr>
           <w:noProof/>
         </w:rPr>
-        <w:lastRenderedPageBreak/>
         <w:drawing>
-          <wp:inline distT="0" distB="0" distL="0" distR="0" wp14:anchorId="429E2A00" wp14:editId="01DADB7E">
-            <wp:extent cx="5760720" cy="3054350"/>
-            <wp:effectExtent l="0" t="0" r="5080" b="6350"/>
+          <wp:inline distT="0" distB="0" distL="0" distR="0" wp14:anchorId="429E2A00" wp14:editId="3CDCA332">
+            <wp:extent cx="4961106" cy="2630392"/>
+            <wp:effectExtent l="0" t="0" r="5080" b="0"/>
             <wp:docPr id="2015362210" name="Resim 1"/>
             <wp:cNvGraphicFramePr>
               <a:graphicFrameLocks xmlns:a="http://schemas.openxmlformats.org/drawingml/2006/main" noChangeAspect="1"/>
@@ -264,7 +261,7 @@
                   <pic:spPr>
                     <a:xfrm>
                       <a:off x="0" y="0"/>
-                      <a:ext cx="5760720" cy="3054350"/>
+                      <a:ext cx="4970550" cy="2635399"/>
                     </a:xfrm>
                     <a:prstGeom prst="rect">
                       <a:avLst/>
